--- a/docs_rules/3. AI 관리자페이지 회원관리(교사).docx
+++ b/docs_rules/3. AI 관리자페이지 회원관리(교사).docx
@@ -127,7 +127,15 @@
         </w:numPr>
       </w:pPr>
       <w:r>
-        <w:t>교사 대시보드 화면에 뿌려지는 모든 데이터(담당 반 카드 박스, 승인 대기 리스트, 구직 신청 관리 등)는 반드시 DB에서 강좌의 상태값이 **'진행 중(active)'**인 데이터만 필터링해서 화면에 렌더링해 줘.</w:t>
+        <w:t xml:space="preserve">교사 대시보드 화면에 뿌려지는 모든 데이터(담당 반 카드 박스, 승인 대기 리스트, 구직 신청 관리 등)는 반드시 DB에서 강좌의 </w:t>
+      </w:r>
+      <w:proofErr w:type="spellStart"/>
+      <w:r>
+        <w:t>상태값이</w:t>
+      </w:r>
+      <w:proofErr w:type="spellEnd"/>
+      <w:r>
+        <w:t xml:space="preserve"> **'진행 중(active)'**인 데이터만 필터링해서 화면에 렌더링해 줘.</w:t>
       </w:r>
     </w:p>
     <w:p>
@@ -158,7 +166,15 @@
         <w:t>차후 고도화 대비 (데이터 보존):</w:t>
       </w:r>
       <w:r>
-        <w:t xml:space="preserve"> 종료된 강좌라 하더라도 학생 데이터를 DB에서 삭제하는 것은 절대 아니야. 차후에 **'종료된 과정 및 학생 히스토리 전용 아카이브 페이지'**를 별도로 생성할 예정이므로, 현재는 교사 대시보드 노출 쿼리(Query)에서 제외하는 방식으로만 프론트엔드를 통제해.</w:t>
+        <w:t xml:space="preserve"> 종료된 강좌라 하더라도 학생 데이터를 DB에서 삭제하는 것은 절대 아니야. 차후에 **'종료된 과정 및 학생 히스토리 전용 아카이브 페이지'**를 별도로 생성할 예정이므로, 현재는 교사 대시보드 노출 쿼리(Query)에서 제외하는 방식으로만 </w:t>
+      </w:r>
+      <w:proofErr w:type="spellStart"/>
+      <w:r>
+        <w:t>프론트엔드를</w:t>
+      </w:r>
+      <w:proofErr w:type="spellEnd"/>
+      <w:r>
+        <w:t xml:space="preserve"> 통제해.</w:t>
       </w:r>
     </w:p>
     <w:p>
@@ -296,7 +312,15 @@
         </w:numPr>
       </w:pPr>
       <w:r>
-        <w:t>이때 '반' 항목은 텍스트가 아니라, 담당이 아니더라도 학원에 개설된 **전체 반을 모두 Selectbox(드롭다운)**로 보여줘. 단, 기본 체크(Selected) 값으로는 학생이 최초에 선택한 반이 지정되어 있게 해.</w:t>
+        <w:t xml:space="preserve">이때 '반' 항목은 텍스트가 아니라, 담당이 아니더라도 학원에 개설된 **전체 반을 모두 </w:t>
+      </w:r>
+      <w:proofErr w:type="spellStart"/>
+      <w:r>
+        <w:t>Selectbox</w:t>
+      </w:r>
+      <w:proofErr w:type="spellEnd"/>
+      <w:r>
+        <w:t>(드롭다운)**로 보여줘. 단, 기본 체크(Selected) 값으로는 학생이 최초에 선택한 반이 지정되어 있게 해.</w:t>
       </w:r>
     </w:p>
     <w:p>
@@ -375,7 +399,15 @@
         <w:t>] 로직:</w:t>
       </w:r>
       <w:r>
-        <w:t xml:space="preserve"> 버튼을 누르면 (교사가 필요시 Selectbox로 올바르게 수정한 반 정보를 포함하여) 승인 처리를 완료해 줘.</w:t>
+        <w:t xml:space="preserve"> 버튼을 누르면 (교사가 필요시 </w:t>
+      </w:r>
+      <w:proofErr w:type="spellStart"/>
+      <w:r>
+        <w:t>Selectbox</w:t>
+      </w:r>
+      <w:proofErr w:type="spellEnd"/>
+      <w:r>
+        <w:t>로 올바르게 수정한 반 정보를 포함하여) 승인 처리를 완료해 줘.</w:t>
       </w:r>
     </w:p>
     <w:p>
@@ -468,14 +500,24 @@
       <w:r>
         <w:t xml:space="preserve"> 무조건 버튼을 보여주지 말고, 반드시 DB에 저장된 해당 학생의 가입 경로(예: </w:t>
       </w:r>
+      <w:proofErr w:type="spellStart"/>
       <w:r>
         <w:rPr>
           <w:rStyle w:val="HTML"/>
         </w:rPr>
         <w:t>login_type</w:t>
       </w:r>
-      <w:r>
-        <w:t xml:space="preserve">)를 확인해서 **'이메일 직접 가입'**을 한 학생의 팝업에만 노출(Visibility: true)해 줘. 구글이나 카카오 등 </w:t>
+      <w:proofErr w:type="spellEnd"/>
+      <w:r>
+        <w:t>)</w:t>
+      </w:r>
+      <w:proofErr w:type="spellStart"/>
+      <w:r>
+        <w:t>를</w:t>
+      </w:r>
+      <w:proofErr w:type="spellEnd"/>
+      <w:r>
+        <w:t xml:space="preserve"> 확인해서 **'이메일 직접 가입'**을 한 학생의 팝업에만 노출(Visibility: true)해 줘. 구글이나 카카오 등 </w:t>
       </w:r>
       <w:r>
         <w:rPr>
@@ -504,25 +546,228 @@
         <w:t>초기화 로직:</w:t>
       </w:r>
       <w:r>
-        <w:t xml:space="preserve"> 교사가 버튼을 누르면 플러터 환경변수(</w:t>
+        <w:t xml:space="preserve"> 교사가 버튼을 누르면 </w:t>
+      </w:r>
+      <w:proofErr w:type="spellStart"/>
+      <w:r>
+        <w:rPr>
+          <w:b/>
+          <w:bCs/>
+          <w:strike/>
+          <w:color w:val="FF0000"/>
+        </w:rPr>
+        <w:t>플러터</w:t>
+      </w:r>
+      <w:proofErr w:type="spellEnd"/>
+      <w:r>
+        <w:rPr>
+          <w:b/>
+          <w:bCs/>
+          <w:strike/>
+          <w:color w:val="FF0000"/>
+        </w:rPr>
+        <w:t xml:space="preserve"> 환경변수(</w:t>
       </w:r>
       <w:r>
         <w:rPr>
           <w:rStyle w:val="HTML"/>
+          <w:b/>
+          <w:bCs/>
+          <w:strike/>
+          <w:color w:val="FF0000"/>
         </w:rPr>
         <w:t>.env</w:t>
       </w:r>
       <w:r>
-        <w:t xml:space="preserve">)에 설정된 임시 비밀번호 값을 불러와 해당 학생의 DB 비밀번호를 강제 업데이트해. 동시에 해당 학생 DB 레코드의 </w:t>
-      </w:r>
+        <w:rPr>
+          <w:b/>
+          <w:bCs/>
+          <w:strike/>
+          <w:color w:val="FF0000"/>
+        </w:rPr>
+        <w:t>)에 설정</w:t>
+      </w:r>
+      <w:r>
+        <w:rPr>
+          <w:rFonts w:hint="eastAsia"/>
+          <w:b/>
+          <w:bCs/>
+          <w:color w:val="FF0000"/>
+        </w:rPr>
+        <w:t xml:space="preserve"> #</w:t>
+      </w:r>
+      <w:r>
+        <w:rPr>
+          <w:b/>
+          <w:bCs/>
+          <w:color w:val="FF0000"/>
+        </w:rPr>
+        <w:t xml:space="preserve"># </w:t>
+      </w:r>
+      <w:proofErr w:type="spellStart"/>
+      <w:r>
+        <w:rPr>
+          <w:rFonts w:hint="eastAsia"/>
+          <w:b/>
+          <w:bCs/>
+          <w:color w:val="FF0000"/>
+        </w:rPr>
+        <w:t>파이어베이스에</w:t>
+      </w:r>
+      <w:proofErr w:type="spellEnd"/>
+      <w:r>
+        <w:rPr>
+          <w:rFonts w:hint="eastAsia"/>
+          <w:b/>
+          <w:bCs/>
+          <w:color w:val="FF0000"/>
+        </w:rPr>
+        <w:t xml:space="preserve"> </w:t>
+      </w:r>
+      <w:proofErr w:type="spellStart"/>
+      <w:r>
+        <w:rPr>
+          <w:rFonts w:ascii="Google Sans Code" w:hAnsi="Google Sans Code"/>
+          <w:b/>
+          <w:bCs/>
+          <w:color w:val="FF0000"/>
+          <w:sz w:val="21"/>
+          <w:szCs w:val="21"/>
+        </w:rPr>
+        <w:t>temp_password</w:t>
+      </w:r>
+      <w:proofErr w:type="spellEnd"/>
+      <w:r>
+        <w:rPr>
+          <w:rFonts w:ascii="Google Sans Code" w:hAnsi="Google Sans Code" w:hint="eastAsia"/>
+          <w:b/>
+          <w:bCs/>
+          <w:color w:val="FF0000"/>
+          <w:sz w:val="21"/>
+          <w:szCs w:val="21"/>
+        </w:rPr>
+        <w:t>에</w:t>
+      </w:r>
+      <w:r>
+        <w:rPr>
+          <w:rFonts w:ascii="Google Sans Code" w:hAnsi="Google Sans Code" w:hint="eastAsia"/>
+          <w:b/>
+          <w:bCs/>
+          <w:color w:val="FF0000"/>
+          <w:sz w:val="21"/>
+          <w:szCs w:val="21"/>
+        </w:rPr>
+        <w:t xml:space="preserve"> </w:t>
+      </w:r>
+      <w:r>
+        <w:rPr>
+          <w:rFonts w:ascii="Google Sans Code" w:hAnsi="Google Sans Code"/>
+          <w:b/>
+          <w:bCs/>
+          <w:color w:val="FF0000"/>
+          <w:sz w:val="21"/>
+          <w:szCs w:val="21"/>
+        </w:rPr>
+        <w:t>저장</w:t>
+      </w:r>
+      <w:r>
+        <w:rPr>
+          <w:rFonts w:ascii="Google Sans Code" w:hAnsi="Google Sans Code" w:hint="eastAsia"/>
+          <w:b/>
+          <w:bCs/>
+          <w:color w:val="FF0000"/>
+          <w:sz w:val="21"/>
+          <w:szCs w:val="21"/>
+        </w:rPr>
+        <w:t>하는</w:t>
+      </w:r>
+      <w:r>
+        <w:rPr>
+          <w:rFonts w:ascii="Google Sans Code" w:hAnsi="Google Sans Code" w:hint="eastAsia"/>
+          <w:b/>
+          <w:bCs/>
+          <w:color w:val="FF0000"/>
+          <w:sz w:val="21"/>
+          <w:szCs w:val="21"/>
+        </w:rPr>
+        <w:t xml:space="preserve"> </w:t>
+      </w:r>
+      <w:r>
+        <w:rPr>
+          <w:rFonts w:ascii="Google Sans Code" w:hAnsi="Google Sans Code" w:hint="eastAsia"/>
+          <w:b/>
+          <w:bCs/>
+          <w:color w:val="FF0000"/>
+          <w:sz w:val="21"/>
+          <w:szCs w:val="21"/>
+        </w:rPr>
+        <w:t>방식으로</w:t>
+      </w:r>
+      <w:r>
+        <w:rPr>
+          <w:rFonts w:ascii="Google Sans Code" w:hAnsi="Google Sans Code" w:hint="eastAsia"/>
+          <w:b/>
+          <w:bCs/>
+          <w:color w:val="FF0000"/>
+          <w:sz w:val="21"/>
+          <w:szCs w:val="21"/>
+        </w:rPr>
+        <w:t xml:space="preserve"> </w:t>
+      </w:r>
+      <w:r>
+        <w:rPr>
+          <w:rFonts w:ascii="Google Sans Code" w:hAnsi="Google Sans Code" w:hint="eastAsia"/>
+          <w:b/>
+          <w:bCs/>
+          <w:color w:val="FF0000"/>
+          <w:sz w:val="21"/>
+          <w:szCs w:val="21"/>
+        </w:rPr>
+        <w:t>변경</w:t>
+      </w:r>
+      <w:r>
+        <w:rPr>
+          <w:rFonts w:ascii="Google Sans Code" w:hAnsi="Google Sans Code" w:hint="eastAsia"/>
+          <w:b/>
+          <w:bCs/>
+          <w:color w:val="FF0000"/>
+          <w:sz w:val="21"/>
+          <w:szCs w:val="21"/>
+        </w:rPr>
+        <w:t>!</w:t>
+      </w:r>
+      <w:r>
+        <w:rPr>
+          <w:rFonts w:ascii="Google Sans Code" w:hAnsi="Google Sans Code"/>
+          <w:b/>
+          <w:bCs/>
+          <w:color w:val="FF0000"/>
+          <w:sz w:val="21"/>
+          <w:szCs w:val="21"/>
+        </w:rPr>
+        <w:t xml:space="preserve">!! </w:t>
+      </w:r>
+      <w:r>
+        <w:t xml:space="preserve">된 임시 비밀번호 값을 불러와 해당 학생의 DB 비밀번호를 강제 업데이트해. 동시에 해당 학생 DB 레코드의 </w:t>
+      </w:r>
+      <w:proofErr w:type="spellStart"/>
       <w:r>
         <w:rPr>
           <w:rStyle w:val="HTML"/>
         </w:rPr>
         <w:t>is_temp_password</w:t>
       </w:r>
-      <w:r>
-        <w:t xml:space="preserve"> 필드값을 </w:t>
+      <w:proofErr w:type="spellEnd"/>
+      <w:r>
+        <w:t xml:space="preserve"> </w:t>
+      </w:r>
+      <w:proofErr w:type="spellStart"/>
+      <w:r>
+        <w:t>필드값을</w:t>
+      </w:r>
+      <w:proofErr w:type="spellEnd"/>
+      <w:r>
+        <w:t xml:space="preserve"> </w:t>
       </w:r>
       <w:r>
         <w:rPr>
@@ -597,7 +842,23 @@
           <w:b/>
           <w:bCs/>
         </w:rPr>
-        <w:t>승인 완료되어 상태값이 변경된 학생</w:t>
+        <w:t xml:space="preserve">승인 완료되어 </w:t>
+      </w:r>
+      <w:proofErr w:type="spellStart"/>
+      <w:r>
+        <w:rPr>
+          <w:b/>
+          <w:bCs/>
+        </w:rPr>
+        <w:t>상태값이</w:t>
+      </w:r>
+      <w:proofErr w:type="spellEnd"/>
+      <w:r>
+        <w:rPr>
+          <w:b/>
+          <w:bCs/>
+        </w:rPr>
+        <w:t xml:space="preserve"> 변경된 학생</w:t>
       </w:r>
       <w:r>
         <w:t xml:space="preserve">은 교사 대시보드나 상세 페이지에서 </w:t>
@@ -622,7 +883,39 @@
         </w:numPr>
       </w:pPr>
       <w:r>
-        <w:t>중도 퇴소 등으로 명단에서 제외해야 할 경우에는 오직 '최고 관리자'에게 요청하여 최고 관리자만 강제 탈퇴나 권한 변경을 할 수 있도록 백엔드(DB)와 프론트엔드(UI) 권한을 철저히 막아둬.</w:t>
+        <w:t xml:space="preserve">중도 </w:t>
+      </w:r>
+      <w:proofErr w:type="spellStart"/>
+      <w:r>
+        <w:t>퇴소</w:t>
+      </w:r>
+      <w:proofErr w:type="spellEnd"/>
+      <w:r>
+        <w:t xml:space="preserve"> 등으로 명단에서 제외해야 할 경우에는 오직 '최고 관리자'에게 요청하여 최고 관리자만 강제 탈퇴나 권한 변경을 할 수 있도록 </w:t>
+      </w:r>
+      <w:proofErr w:type="spellStart"/>
+      <w:r>
+        <w:t>백엔드</w:t>
+      </w:r>
+      <w:proofErr w:type="spellEnd"/>
+      <w:r>
+        <w:t xml:space="preserve">(DB)와 </w:t>
+      </w:r>
+      <w:proofErr w:type="spellStart"/>
+      <w:r>
+        <w:t>프론트엔드</w:t>
+      </w:r>
+      <w:proofErr w:type="spellEnd"/>
+      <w:r>
+        <w:t xml:space="preserve">(UI) 권한을 철저히 </w:t>
+      </w:r>
+      <w:proofErr w:type="spellStart"/>
+      <w:r>
+        <w:t>막아둬</w:t>
+      </w:r>
+      <w:proofErr w:type="spellEnd"/>
+      <w:r>
+        <w:t>.</w:t>
       </w:r>
     </w:p>
     <w:p>
@@ -651,7 +944,23 @@
         <w:t>구직 시스템 흐름:</w:t>
       </w:r>
       <w:r>
-        <w:t xml:space="preserve"> 교사가 시스템에 구직 목록글을 등록하면, 학생이 보고 '구직 신청하기'를 누른다. 이 신청 내역들이 교사 대시보드 하단에 노출되어야 해.</w:t>
+        <w:t xml:space="preserve"> 교사가 시스템에 구직 </w:t>
+      </w:r>
+      <w:proofErr w:type="spellStart"/>
+      <w:r>
+        <w:t>목록글을</w:t>
+      </w:r>
+      <w:proofErr w:type="spellEnd"/>
+      <w:r>
+        <w:t xml:space="preserve"> 등록하면, 학생이 보고 '구직 신청하기'</w:t>
+      </w:r>
+      <w:proofErr w:type="spellStart"/>
+      <w:r>
+        <w:t>를</w:t>
+      </w:r>
+      <w:proofErr w:type="spellEnd"/>
+      <w:r>
+        <w:t xml:space="preserve"> 누른다. 이 신청 내역들이 교사 대시보드 하단에 노출되어야 해.</w:t>
       </w:r>
     </w:p>
     <w:p>
@@ -747,7 +1056,15 @@
         </w:numPr>
       </w:pPr>
       <w:r>
-        <w:t>승인 버튼을 누를 때 반드시 Confirm 창(예: "승인하시겠습니까?")을 띄워.</w:t>
+        <w:t>승인 버튼을 누를 때 반드시 Confirm 창(예: "</w:t>
+      </w:r>
+      <w:proofErr w:type="spellStart"/>
+      <w:r>
+        <w:t>승인하시겠습니까</w:t>
+      </w:r>
+      <w:proofErr w:type="spellEnd"/>
+      <w:r>
+        <w:t>?")을 띄워.</w:t>
       </w:r>
     </w:p>
     <w:p>
@@ -759,7 +1076,23 @@
         </w:numPr>
       </w:pPr>
       <w:r>
-        <w:t>승인 처리 시 외부 시스템 연동 없이 오직 DB 상태값만 '승인'으로 변경해.</w:t>
+        <w:t xml:space="preserve">승인 처리 시 외부 시스템 연동 없이 오직 DB </w:t>
+      </w:r>
+      <w:proofErr w:type="spellStart"/>
+      <w:r>
+        <w:t>상태값만</w:t>
+      </w:r>
+      <w:proofErr w:type="spellEnd"/>
+      <w:r>
+        <w:t xml:space="preserve"> '승인'</w:t>
+      </w:r>
+      <w:proofErr w:type="spellStart"/>
+      <w:r>
+        <w:t>으로</w:t>
+      </w:r>
+      <w:proofErr w:type="spellEnd"/>
+      <w:r>
+        <w:t xml:space="preserve"> 변경해.</w:t>
       </w:r>
     </w:p>
     <w:p>
@@ -847,7 +1180,15 @@
         <w:t>예외 처리:</w:t>
       </w:r>
       <w:r>
-        <w:t xml:space="preserve"> 만약 교사가 이미 '승인' 처리를 완료한 건이라면, 학생은 더 이상 취소할 수 없도록 로직을 막아둬. 교사는 승인 후에도 필요하다면 리스트(또는 상세페이지)에서 취소할 수 있어.</w:t>
+        <w:t xml:space="preserve"> 만약 교사가 이미 '승인' 처리를 완료한 건이라면, 학생은 더 이상 취소할 수 없도록 로직을 </w:t>
+      </w:r>
+      <w:proofErr w:type="spellStart"/>
+      <w:r>
+        <w:t>막아둬</w:t>
+      </w:r>
+      <w:proofErr w:type="spellEnd"/>
+      <w:r>
+        <w:t>. 교사는 승인 후에도 필요하다면 리스트(또는 상세페이지)에서 취소할 수 있어.</w:t>
       </w:r>
     </w:p>
     <w:p/>
